--- a/manuscript/cover letter/Cover Letter.docx
+++ b/manuscript/cover letter/Cover Letter.docx
@@ -2572,7 +2572,7 @@
         <w:sz w:val="18"/>
         <w:szCs w:val="18"/>
       </w:rPr>
-      <w:t>18 July 2025</w:t>
+      <w:t>28 August 2025</w:t>
     </w:r>
     <w:r>
       <w:rPr>
@@ -3740,6 +3740,7 @@
   <w:style w:type="character" w:default="1" w:styleId="a1">
     <w:name w:val="Default Paragraph Font"/>
     <w:uiPriority w:val="1"/>
+    <w:semiHidden/>
     <w:unhideWhenUsed/>
   </w:style>
   <w:style w:type="table" w:default="1" w:styleId="a2">

--- a/manuscript/cover letter/Cover Letter.docx
+++ b/manuscript/cover letter/Cover Letter.docx
@@ -2572,7 +2572,7 @@
         <w:sz w:val="18"/>
         <w:szCs w:val="18"/>
       </w:rPr>
-      <w:t>28 August 2025</w:t>
+      <w:t>30 August 2025</w:t>
     </w:r>
     <w:r>
       <w:rPr>
